--- a/examples/基础要素与术语块改进示例.docx
+++ b/examples/基础要素与术语块改进示例.docx
@@ -1165,9 +1165,11 @@
           <w:numId w:val="2"/>
         </w:numPr>
       </w:pPr>
-      <w:r>
-        <w:br/>
-      </w:r>
+    </w:p>
+    <w:p>
+      <w:pPr>
+        <w:pStyle w:val="affffb"/>
+      </w:pPr>
       <w:r>
         <w:rPr>
           <w:b/>
@@ -1219,9 +1221,11 @@
           <w:numId w:val="2"/>
         </w:numPr>
       </w:pPr>
-      <w:r>
-        <w:br/>
-      </w:r>
+    </w:p>
+    <w:p>
+      <w:pPr>
+        <w:pStyle w:val="affffb"/>
+      </w:pPr>
       <w:r>
         <w:rPr>
           <w:b/>

--- a/examples/基础要素与术语块改进示例.docx
+++ b/examples/基础要素与术语块改进示例.docx
@@ -47,7 +47,7 @@
             </w:pPr>
             <w:r>
               <w:rPr>
-                <w:rFonts w:ascii="Times New Roman" w:eastAsia="黑体" w:hAnsi="Times New Roman"/>
+                <w:rFonts w:ascii="Times New Roman" w:eastAsia="黑体" w:hAnsi="Times New Roman" w:hint="eastAsia"/>
                 <w:sz w:val="21"/>
                 <w:szCs w:val="21"/>
               </w:rPr>
@@ -55,7 +55,7 @@
             </w:r>
             <w:r>
               <w:rPr>
-                <w:rFonts w:ascii="黑体" w:eastAsia="黑体" w:hAnsi="黑体"/>
+                <w:rFonts w:ascii="黑体" w:eastAsia="黑体" w:hAnsi="黑体" w:hint="eastAsia"/>
                 <w:sz w:val="21"/>
                 <w:szCs w:val="21"/>
               </w:rPr>
@@ -63,7 +63,7 @@
             </w:r>
             <w:r>
               <w:rPr>
-                <w:rFonts w:ascii="黑体" w:eastAsia="黑体" w:hAnsi="黑体"/>
+                <w:rFonts w:ascii="黑体" w:eastAsia="黑体" w:hAnsi="黑体" w:hint="eastAsia"/>
                 <w:sz w:val="21"/>
                 <w:szCs w:val="21"/>
               </w:rPr>
@@ -94,7 +94,7 @@
             </w:pPr>
             <w:r>
               <w:rPr>
-                <w:rFonts w:ascii="黑体" w:eastAsia="黑体" w:hAnsi="黑体"/>
+                <w:rFonts w:ascii="黑体" w:eastAsia="黑体" w:hAnsi="黑体" w:hint="eastAsia"/>
                 <w:sz w:val="21"/>
                 <w:szCs w:val="21"/>
               </w:rPr>
@@ -128,7 +128,7 @@
             </w:pPr>
             <w:r>
               <w:rPr>
-                <w:rFonts w:ascii="Times New Roman" w:eastAsia="黑体" w:hAnsi="Times New Roman"/>
+                <w:rFonts w:ascii="Times New Roman" w:eastAsia="黑体" w:hAnsi="Times New Roman" w:hint="eastAsia"/>
                 <w:sz w:val="21"/>
                 <w:szCs w:val="21"/>
               </w:rPr>
@@ -136,7 +136,7 @@
             </w:r>
             <w:r>
               <w:rPr>
-                <w:rFonts w:ascii="Times New Roman" w:eastAsia="黑体" w:hAnsi="Times New Roman"/>
+                <w:rFonts w:ascii="Times New Roman" w:eastAsia="黑体" w:hAnsi="Times New Roman" w:hint="eastAsia"/>
                 <w:sz w:val="21"/>
                 <w:szCs w:val="21"/>
               </w:rPr>
@@ -144,7 +144,7 @@
             </w:r>
             <w:r>
               <w:rPr>
-                <w:rFonts w:ascii="黑体" w:eastAsia="黑体" w:hAnsi="黑体"/>
+                <w:rFonts w:ascii="黑体" w:eastAsia="黑体" w:hAnsi="黑体" w:hint="eastAsia"/>
                 <w:sz w:val="21"/>
                 <w:szCs w:val="21"/>
               </w:rPr>
@@ -174,7 +174,7 @@
             </w:pPr>
             <w:r>
               <w:rPr>
-                <w:rFonts w:ascii="黑体" w:eastAsia="黑体" w:hAnsi="黑体"/>
+                <w:rFonts w:ascii="黑体" w:eastAsia="黑体" w:hAnsi="黑体" w:hint="eastAsia"/>
                 <w:sz w:val="21"/>
                 <w:szCs w:val="21"/>
               </w:rPr>
@@ -209,6 +209,9 @@
         </w:rPr>
       </w:pPr>
       <w:r>
+        <w:rPr>
+          <w:rFonts w:hint="eastAsia"/>
+        </w:rPr>
         <w:t>GB/T 99999—2026</w:t>
       </w:r>
       <w:bookmarkStart w:id="3" w:name="文字1"/>
@@ -259,31 +262,31 @@
       </w:r>
       <w:r>
         <w:rPr>
-          <w:rFonts w:hAnsi="黑体"/>
+          <w:rFonts w:hAnsi="黑体" w:hint="eastAsia"/>
         </w:rPr>
         <w:t> </w:t>
       </w:r>
       <w:r>
         <w:rPr>
-          <w:rFonts w:hAnsi="黑体"/>
+          <w:rFonts w:hAnsi="黑体" w:hint="eastAsia"/>
         </w:rPr>
         <w:t> </w:t>
       </w:r>
       <w:r>
         <w:rPr>
-          <w:rFonts w:hAnsi="黑体"/>
+          <w:rFonts w:hAnsi="黑体" w:hint="eastAsia"/>
         </w:rPr>
         <w:t> </w:t>
       </w:r>
       <w:r>
         <w:rPr>
-          <w:rFonts w:hAnsi="黑体"/>
+          <w:rFonts w:hAnsi="黑体" w:hint="eastAsia"/>
         </w:rPr>
         <w:t> </w:t>
       </w:r>
       <w:r>
         <w:rPr>
-          <w:rFonts w:hAnsi="黑体"/>
+          <w:rFonts w:hAnsi="黑体" w:hint="eastAsia"/>
         </w:rPr>
         <w:t> </w:t>
       </w:r>
@@ -479,6 +482,9 @@
         </w:rPr>
       </w:pPr>
       <w:r>
+        <w:rPr>
+          <w:rFonts w:hint="eastAsia"/>
+        </w:rPr>
         <w:t>标准生成基础要素与术语块示例</w:t>
       </w:r>
       <w:bookmarkStart w:id="7" w:name="CSTD_NAME"/>
@@ -503,7 +509,7 @@
       </w:pPr>
       <w:r>
         <w:rPr>
-          <w:rFonts w:eastAsia="黑体"/>
+          <w:rFonts w:eastAsia="黑体" w:hint="eastAsia"/>
           <w:noProof/>
           <w:szCs w:val="28"/>
         </w:rPr>
@@ -532,7 +538,7 @@
       </w:pPr>
       <w:r>
         <w:rPr>
-          <w:rFonts w:eastAsia="黑体"/>
+          <w:rFonts w:eastAsia="黑体" w:hint="eastAsia"/>
           <w:noProof/>
           <w:szCs w:val="28"/>
         </w:rPr>
@@ -711,7 +717,7 @@
       </w:pPr>
       <w:r>
         <w:rPr>
-          <w:rFonts w:ascii="黑体"/>
+          <w:rFonts w:ascii="黑体" w:hint="eastAsia"/>
         </w:rPr>
         <w:t>2026-06-30发布</w:t>
       </w:r>
@@ -729,7 +735,7 @@
       </w:pPr>
       <w:r>
         <w:rPr>
-          <w:rFonts w:ascii="黑体"/>
+          <w:rFonts w:ascii="黑体" w:hint="eastAsia"/>
         </w:rPr>
         <w:t>2026-09-01实施</w:t>
       </w:r>
@@ -922,10 +928,14 @@
       <w:r>
         <w:rPr>
           <w:spacing w:val="320"/>
+          <w:rFonts w:hint="eastAsia"/>
         </w:rPr>
         <w:t>目</w:t>
       </w:r>
       <w:r>
+        <w:rPr>
+          <w:rFonts w:hint="eastAsia"/>
+        </w:rPr>
         <w:t>次</w:t>
       </w:r>
     </w:p>
@@ -933,6 +943,9 @@
       <w:pPr/>
       <w:fldSimple w:instr=" TOC \o &quot;1-3&quot; \h \z \u ">
         <w:r>
+          <w:rPr>
+            <w:rFonts w:hint="eastAsia"/>
+          </w:rPr>
           <w:t>右键此处选择"更新域"以生成目次。</w:t>
         </w:r>
       </w:fldSimple>
@@ -960,50 +973,74 @@
       <w:r>
         <w:rPr>
           <w:spacing w:val="320"/>
+          <w:rFonts w:hint="eastAsia"/>
         </w:rPr>
         <w:t>前</w:t>
       </w:r>
       <w:r>
+        <w:rPr>
+          <w:rFonts w:hint="eastAsia"/>
+        </w:rPr>
         <w:t>言</w:t>
       </w:r>
     </w:p>
     <w:p>
       <w:pPr>
         <w:pStyle w:val="affffb"/>
+        <w:ind w:firstLine="420"/>
       </w:pPr>
       <w:r>
+        <w:rPr>
+          <w:rFonts w:hint="eastAsia"/>
+        </w:rPr>
         <w:t>本文件按照GB/T 1.1—2020《标准化工作导则　第1部分：标准化文件的结构和起草规则》的规定起草。</w:t>
       </w:r>
     </w:p>
     <w:p>
       <w:pPr>
         <w:pStyle w:val="affffb"/>
+        <w:ind w:firstLine="420"/>
       </w:pPr>
       <w:r>
+        <w:rPr>
+          <w:rFonts w:hint="eastAsia"/>
+        </w:rPr>
         <w:t>请注意本文件的某些内容可能涉及专利。本文件的发布机构不承担识别专利的责任。</w:t>
       </w:r>
     </w:p>
     <w:p>
       <w:pPr>
         <w:pStyle w:val="affffb"/>
+        <w:ind w:firstLine="420"/>
       </w:pPr>
       <w:r>
+        <w:rPr>
+          <w:rFonts w:hint="eastAsia"/>
+        </w:rPr>
         <w:t>本文件由全国标准化文件编写示例工作组提出并归口。</w:t>
       </w:r>
     </w:p>
     <w:p>
       <w:pPr>
         <w:pStyle w:val="affffb"/>
+        <w:ind w:firstLine="420"/>
       </w:pPr>
       <w:r>
+        <w:rPr>
+          <w:rFonts w:hint="eastAsia"/>
+        </w:rPr>
         <w:t>本文件起草单位：标准生成工具示例实验室、标准文本自动化研究组。</w:t>
       </w:r>
     </w:p>
     <w:p>
       <w:pPr>
         <w:pStyle w:val="affffb"/>
+        <w:ind w:firstLine="420"/>
       </w:pPr>
       <w:r>
+        <w:rPr>
+          <w:rFonts w:hint="eastAsia"/>
+        </w:rPr>
         <w:t>本文件主要起草人：张三、李四。</w:t>
       </w:r>
     </w:p>
@@ -1030,26 +1067,38 @@
       <w:r>
         <w:rPr>
           <w:spacing w:val="320"/>
+          <w:rFonts w:hint="eastAsia"/>
         </w:rPr>
         <w:t>引</w:t>
       </w:r>
       <w:r>
+        <w:rPr>
+          <w:rFonts w:hint="eastAsia"/>
+        </w:rPr>
         <w:t>言</w:t>
       </w:r>
     </w:p>
     <w:p>
       <w:pPr>
         <w:pStyle w:val="affffb"/>
+        <w:ind w:firstLine="420"/>
       </w:pPr>
       <w:r>
+        <w:rPr>
+          <w:rFonts w:hint="eastAsia"/>
+        </w:rPr>
         <w:t>本示例集中展示最近两批生成器改进：封面一致性程度标识、正文首页重要提示、标准章导语自动补齐，以及显式术语块生成。</w:t>
       </w:r>
     </w:p>
     <w:p>
       <w:pPr>
         <w:pStyle w:val="affffb"/>
+        <w:ind w:firstLine="420"/>
       </w:pPr>
       <w:r>
+        <w:rPr>
+          <w:rFonts w:hint="eastAsia"/>
+        </w:rPr>
         <w:t>本示例不是标准内容审校样本，仅用于验证 Markdown 到标准 Word 的排版生成效果。</w:t>
       </w:r>
     </w:p>
@@ -1076,6 +1125,7 @@
       <w:r>
         <w:rPr>
           <w:b/>
+          <w:rFonts w:hint="eastAsia"/>
         </w:rPr>
         <w:t>标准生成基础要素与术语块示例</w:t>
       </w:r>
@@ -1085,6 +1135,9 @@
         <w:pStyle w:val="afffffffffe"/>
       </w:pPr>
       <w:r>
+        <w:rPr>
+          <w:rFonts w:hint="eastAsia"/>
+        </w:rPr>
         <w:t>重要提示：本示例用于展示生成器对基础要素、默认导语和术语块的生成能力。</w:t>
       </w:r>
     </w:p>
@@ -1093,22 +1146,33 @@
         <w:pStyle w:val="affc"/>
       </w:pPr>
       <w:r>
+        <w:rPr>
+          <w:rFonts w:hint="eastAsia"/>
+        </w:rPr>
         <w:t>范围</w:t>
       </w:r>
     </w:p>
     <w:p>
       <w:pPr>
         <w:pStyle w:val="affffb"/>
+        <w:ind w:firstLine="420"/>
       </w:pPr>
       <w:r>
+        <w:rPr>
+          <w:rFonts w:hint="eastAsia"/>
+        </w:rPr>
         <w:t>本文件给出了标准生成器基础要素和术语块输入格式的示例。</w:t>
       </w:r>
     </w:p>
     <w:p>
       <w:pPr>
         <w:pStyle w:val="affffb"/>
+        <w:ind w:firstLine="420"/>
       </w:pPr>
       <w:r>
+        <w:rPr>
+          <w:rFonts w:hint="eastAsia"/>
+        </w:rPr>
         <w:t>本文件适用于验证 Markdown 转换为标准文本 Word 时的封面字段、正文首页提示、标准章导语、术语条目、注和来源生成效果。</w:t>
       </w:r>
     </w:p>
@@ -1117,27 +1181,41 @@
         <w:pStyle w:val="affc"/>
       </w:pPr>
       <w:r>
+        <w:rPr>
+          <w:rFonts w:hint="eastAsia"/>
+        </w:rPr>
         <w:t>规范性引用文件</w:t>
       </w:r>
     </w:p>
     <w:p>
       <w:pPr>
         <w:pStyle w:val="affffb"/>
+        <w:ind w:firstLine="420"/>
       </w:pPr>
       <w:r>
+        <w:rPr>
+          <w:rFonts w:hint="eastAsia"/>
+        </w:rPr>
         <w:t>下列文件中的内容通过文中的规范性引用而构成本文件必不可少的条款。其中，注日期的引用文件，仅该日期对应的版本适用于本文件；不注日期的引用文件，其最新版本（包括所有的修改单）适用于本文件。</w:t>
       </w:r>
     </w:p>
     <w:p>
       <w:pPr>
         <w:pStyle w:val="affffb"/>
+        <w:ind w:firstLine="420"/>
       </w:pPr>
       <w:bookmarkStart w:id="1000" w:name="Ref_241667a9d08a29af"/>
       <w:r>
+        <w:rPr>
+          <w:rFonts w:hint="eastAsia"/>
+        </w:rPr>
         <w:t>GB/T 1.1—2020</w:t>
       </w:r>
       <w:bookmarkEnd w:id="1000"/>
       <w:r>
+        <w:rPr>
+          <w:rFonts w:hint="eastAsia"/>
+        </w:rPr>
         <w:t xml:space="preserve">  标准化工作导则　第1部分：标准化文件的结构和起草规则</w:t>
       </w:r>
     </w:p>
@@ -1146,14 +1224,21 @@
         <w:pStyle w:val="affc"/>
       </w:pPr>
       <w:r>
+        <w:rPr>
+          <w:rFonts w:hint="eastAsia"/>
+        </w:rPr>
         <w:t>术语和定义</w:t>
       </w:r>
     </w:p>
     <w:p>
       <w:pPr>
         <w:pStyle w:val="affffb"/>
+        <w:ind w:firstLine="420"/>
       </w:pPr>
       <w:r>
+        <w:rPr>
+          <w:rFonts w:hint="eastAsia"/>
+        </w:rPr>
         <w:t>下列术语和定义适用于本文件。</w:t>
       </w:r>
     </w:p>
@@ -1169,19 +1254,25 @@
     <w:p>
       <w:pPr>
         <w:pStyle w:val="affffb"/>
+        <w:ind w:firstLine="420"/>
       </w:pPr>
       <w:r>
         <w:rPr>
           <w:b/>
+          <w:rFonts w:hint="eastAsia"/>
         </w:rPr>
         <w:t>基础要素</w:t>
       </w:r>
       <w:r>
+        <w:rPr>
+          <w:rFonts w:hint="eastAsia"/>
+        </w:rPr>
         <w:t xml:space="preserve">　</w:t>
       </w:r>
       <w:r>
         <w:rPr>
           <w:b/>
+          <w:rFonts w:hint="eastAsia"/>
         </w:rPr>
         <w:t>basic element</w:t>
       </w:r>
@@ -1189,8 +1280,12 @@
     <w:p>
       <w:pPr>
         <w:pStyle w:val="affffb"/>
+        <w:ind w:firstLine="420"/>
       </w:pPr>
       <w:r>
+        <w:rPr>
+          <w:rFonts w:hint="eastAsia"/>
+        </w:rPr>
         <w:t>标准文件中用于表达封面信息、正文首页提示、标准章导语和其他固定结构的信息单元。</w:t>
       </w:r>
     </w:p>
@@ -1199,16 +1294,21 @@
         <w:pStyle w:val="afff2"/>
       </w:pPr>
       <w:r>
+        <w:rPr>
+          <w:rFonts w:hint="eastAsia"/>
+        </w:rPr>
         <w:t>在本示例中，基础要素由 YAML front matter 和标准章标题共同触发生成。</w:t>
       </w:r>
     </w:p>
     <w:p>
       <w:pPr>
         <w:pStyle w:val="affffb"/>
+        <w:ind w:firstLine="420"/>
       </w:pPr>
       <w:r>
         <w:rPr>
           <w:rStyle w:val="affffffffff"/>
+          <w:rFonts w:hint="eastAsia"/>
         </w:rPr>
         <w:t>[来源：GB/T 1.1—2020，3.1，有修改]</w:t>
       </w:r>
@@ -1225,19 +1325,25 @@
     <w:p>
       <w:pPr>
         <w:pStyle w:val="affffb"/>
+        <w:ind w:firstLine="420"/>
       </w:pPr>
       <w:r>
         <w:rPr>
           <w:b/>
+          <w:rFonts w:hint="eastAsia"/>
         </w:rPr>
         <w:t>术语块</w:t>
       </w:r>
       <w:r>
+        <w:rPr>
+          <w:rFonts w:hint="eastAsia"/>
+        </w:rPr>
         <w:t xml:space="preserve">　</w:t>
       </w:r>
       <w:r>
         <w:rPr>
           <w:b/>
+          <w:rFonts w:hint="eastAsia"/>
         </w:rPr>
         <w:t>term block</w:t>
       </w:r>
@@ -1245,8 +1351,12 @@
     <w:p>
       <w:pPr>
         <w:pStyle w:val="affffb"/>
+        <w:ind w:firstLine="420"/>
       </w:pPr>
       <w:r>
+        <w:rPr>
+          <w:rFonts w:hint="eastAsia"/>
+        </w:rPr>
         <w:t>以显式 Markdown 标记声明术语、英文对应词、定义、注和来源的结构化输入片段。</w:t>
       </w:r>
     </w:p>
@@ -1255,6 +1365,9 @@
         <w:pStyle w:val="afff2"/>
       </w:pPr>
       <w:r>
+        <w:rPr>
+          <w:rFonts w:hint="eastAsia"/>
+        </w:rPr>
         <w:t>术语块推荐写作 {术语：中文术语 | English term}，后接定义段、可选注和可选来源。</w:t>
       </w:r>
     </w:p>
@@ -1263,48 +1376,71 @@
         <w:pStyle w:val="affc"/>
       </w:pPr>
       <w:r>
+        <w:rPr>
+          <w:rFonts w:hint="eastAsia"/>
+        </w:rPr>
         <w:t>符号和缩略语</w:t>
       </w:r>
     </w:p>
     <w:p>
       <w:pPr>
         <w:pStyle w:val="affffb"/>
+        <w:ind w:firstLine="420"/>
       </w:pPr>
       <w:r>
+        <w:rPr>
+          <w:rFonts w:hint="eastAsia"/>
+        </w:rPr>
         <w:t>下列符号适用于本文件。</w:t>
       </w:r>
     </w:p>
     <w:p>
       <w:pPr>
         <w:pStyle w:val="affffb"/>
+        <w:ind w:firstLine="420"/>
       </w:pPr>
       <w:r>
+        <w:rPr>
+          <w:rFonts w:hint="eastAsia"/>
+        </w:rPr>
         <w:t>A —— 示例面积，单位为平方米（m</w:t>
       </w:r>
       <w:r>
         <w:rPr>
+          <w:rFonts w:hint="eastAsia"/>
           <w:vertAlign w:val="superscript"/>
         </w:rPr>
         <w:t>2</w:t>
       </w:r>
       <w:r>
+        <w:rPr>
+          <w:rFonts w:hint="eastAsia"/>
+        </w:rPr>
         <w:t>）。</w:t>
       </w:r>
     </w:p>
     <w:p>
       <w:pPr>
         <w:pStyle w:val="affffb"/>
+        <w:ind w:firstLine="420"/>
       </w:pPr>
       <w:r>
+        <w:rPr>
+          <w:rFonts w:hint="eastAsia"/>
+        </w:rPr>
         <w:t>Q —— 示例流量，单位为立方米每天（m</w:t>
       </w:r>
       <w:r>
         <w:rPr>
+          <w:rFonts w:hint="eastAsia"/>
           <w:vertAlign w:val="superscript"/>
         </w:rPr>
         <w:t>3</w:t>
       </w:r>
       <w:r>
+        <w:rPr>
+          <w:rFonts w:hint="eastAsia"/>
+        </w:rPr>
         <w:t>/d）。</w:t>
       </w:r>
     </w:p>
@@ -1313,86 +1449,129 @@
         <w:pStyle w:val="affc"/>
       </w:pPr>
       <w:r>
+        <w:rPr>
+          <w:rFonts w:hint="eastAsia"/>
+        </w:rPr>
         <w:t>生成要求</w:t>
       </w:r>
     </w:p>
     <w:p>
       <w:pPr>
         <w:pStyle w:val="affd"/>
+        <w:spacing w:before="156" w:after="156"/>
       </w:pPr>
       <w:r>
+        <w:rPr>
+          <w:rFonts w:hint="eastAsia"/>
+        </w:rPr>
         <w:t>基础要素生成</w:t>
       </w:r>
     </w:p>
     <w:p>
       <w:pPr>
         <w:pStyle w:val="affffb"/>
+        <w:ind w:firstLine="420"/>
       </w:pPr>
       <w:r>
+        <w:rPr>
+          <w:rFonts w:hint="eastAsia"/>
+        </w:rPr>
         <w:t>生成器应根据 YAML front matter 生成封面标准编号、标准中文名称、英文译名、一致性程度标识、发布实施日期和发布单位。</w:t>
       </w:r>
     </w:p>
     <w:p>
       <w:pPr>
         <w:pStyle w:val="affffb"/>
+        <w:ind w:firstLine="420"/>
       </w:pPr>
       <w:r>
+        <w:rPr>
+          <w:rFonts w:hint="eastAsia"/>
+        </w:rPr>
         <w:t>正文首页应在标准中文名称之后、范围章之前生成重要提示。</w:t>
       </w:r>
     </w:p>
     <w:p>
       <w:pPr>
         <w:pStyle w:val="affd"/>
+        <w:spacing w:before="156" w:after="156"/>
       </w:pPr>
       <w:r>
+        <w:rPr>
+          <w:rFonts w:hint="eastAsia"/>
+        </w:rPr>
         <w:t>标准章导语生成</w:t>
       </w:r>
     </w:p>
     <w:p>
       <w:pPr>
         <w:pStyle w:val="affffb"/>
+        <w:ind w:firstLine="420"/>
       </w:pPr>
       <w:r>
+        <w:rPr>
+          <w:rFonts w:hint="eastAsia"/>
+        </w:rPr>
         <w:t>规范性引用文件章未手写导语时，生成器应自动补齐规范性引用文件常用导语。</w:t>
       </w:r>
     </w:p>
     <w:p>
       <w:pPr>
         <w:pStyle w:val="affffb"/>
+        <w:ind w:firstLine="420"/>
       </w:pPr>
       <w:r>
+        <w:rPr>
+          <w:rFonts w:hint="eastAsia"/>
+        </w:rPr>
         <w:t>术语和定义章未手写导语时，生成器应自动补齐“下列术语和定义适用于本文件。”。</w:t>
       </w:r>
     </w:p>
     <w:p>
       <w:pPr>
         <w:pStyle w:val="affffb"/>
+        <w:ind w:firstLine="420"/>
       </w:pPr>
       <w:r>
+        <w:rPr>
+          <w:rFonts w:hint="eastAsia"/>
+        </w:rPr>
         <w:t>符号和缩略语章未手写导语时，生成器应使用 symbols_lead 的内容生成导语。</w:t>
       </w:r>
     </w:p>
     <w:p>
       <w:pPr>
         <w:pStyle w:val="affd"/>
+        <w:spacing w:before="156" w:after="156"/>
       </w:pPr>
       <w:r>
+        <w:rPr>
+          <w:rFonts w:hint="eastAsia"/>
+        </w:rPr>
         <w:t>术语块生成</w:t>
       </w:r>
     </w:p>
     <w:p>
       <w:pPr>
         <w:pStyle w:val="affffb"/>
+        <w:ind w:firstLine="420"/>
       </w:pPr>
       <w:r>
+        <w:rPr>
+          <w:rFonts w:hint="eastAsia"/>
+        </w:rPr>
         <w:t>显式术语块应生成术语条编号，术语和英文对应词应加粗显示。</w:t>
       </w:r>
     </w:p>
     <w:p>
       <w:pPr>
         <w:pStyle w:val="affffb"/>
+        <w:ind w:firstLine="420"/>
       </w:pPr>
       <w:r>
+        <w:rPr>
+          <w:rFonts w:hint="eastAsia"/>
+        </w:rPr>
         <w:t>术语定义、注和来源应保持在同一术语条目之后，来源应使用标准文件来源字符样式。</w:t>
       </w:r>
     </w:p>
@@ -1435,12 +1614,16 @@
         <w:pStyle w:val="a"/>
       </w:pPr>
       <w:r>
+        <w:rPr>
+          <w:rFonts w:hint="eastAsia"/>
+        </w:rPr>
         <w:t>GB/T 1.1—2020　标准化工作导则　第1部分：标准化文件的结构和起草规则</w:t>
       </w:r>
     </w:p>
     <w:p>
       <w:pPr>
         <w:pStyle w:val="affffb"/>
+        <w:ind w:left="0"/>
         <w:jc w:val="center"/>
       </w:pPr>
       <w:r>
@@ -1534,6 +1717,7 @@
       <w:rPr>
         <w:noProof/>
         <w:lang w:val="zh-CN"/>
+        <w:rFonts w:hint="eastAsia"/>
       </w:rPr>
       <w:t>2</w:t>
     </w:r>
@@ -1589,6 +1773,7 @@
       <w:rPr>
         <w:noProof/>
         <w:lang w:val="zh-CN"/>
+        <w:rFonts w:hint="eastAsia"/>
       </w:rPr>
       <w:t>1</w:t>
     </w:r>
@@ -1663,7 +1848,7 @@
     </w:pPr>
     <w:r>
       <w:rPr>
-        <w:rFonts w:ascii="黑体" w:eastAsia="黑体" w:hAnsi="黑体"/>
+        <w:rFonts w:ascii="黑体" w:eastAsia="黑体" w:hAnsi="黑体" w:hint="eastAsia"/>
       </w:rPr>
       <w:t>Q/LB.</w:t>
     </w:r>
@@ -1675,7 +1860,7 @@
     </w:r>
     <w:r>
       <w:rPr>
-        <w:rFonts w:ascii="黑体" w:eastAsia="黑体" w:hAnsi="黑体"/>
+        <w:rFonts w:ascii="黑体" w:eastAsia="黑体" w:hAnsi="黑体" w:hint="eastAsia"/>
       </w:rPr>
       <w:t>XXXXX-XXXX</w:t>
     </w:r>
@@ -1728,6 +1913,7 @@
     <w:r>
       <w:rPr>
         <w:noProof/>
+        <w:rFonts w:hint="eastAsia"/>
       </w:rPr>
       <w:t>GB/T XXXXX—XXXX</w:t>
     </w:r>
@@ -7377,6 +7563,7 @@
       <w:numPr>
         <w:numId w:val="1"/>
       </w:numPr>
+      <w:spacing w:before="0" w:after="0" w:line="400" w:lineRule="exact"/>
     </w:pPr>
     <w:rPr>
       <w:rFonts w:ascii="宋体" w:hAnsi="Times New Roman"/>
@@ -7391,6 +7578,7 @@
       <w:autoSpaceDN w:val="0"/>
       <w:ind w:firstLineChars="200" w:firstLine="200"/>
       <w:jc w:val="both"/>
+      <w:spacing w:before="0" w:after="0" w:line="400" w:lineRule="exact"/>
     </w:pPr>
     <w:rPr>
       <w:rFonts w:ascii="宋体" w:hAnsi="Times New Roman"/>
@@ -7408,7 +7596,7 @@
         <w:ilvl w:val="3"/>
         <w:numId w:val="2"/>
       </w:numPr>
-      <w:spacing w:beforeLines="50" w:before="50" w:afterLines="50" w:after="50"/>
+      <w:spacing w:beforeLines="50" w:before="50" w:afterLines="50" w:after="50" w:line="400" w:lineRule="exact"/>
       <w:jc w:val="both"/>
       <w:outlineLvl w:val="2"/>
     </w:pPr>
@@ -7577,7 +7765,7 @@
       </w:numPr>
       <w:adjustRightInd w:val="0"/>
       <w:snapToGrid w:val="0"/>
-      <w:spacing w:beforeLines="50" w:before="50" w:afterLines="50" w:after="50"/>
+      <w:spacing w:beforeLines="50" w:before="50" w:afterLines="50" w:after="50" w:line="400" w:lineRule="exact"/>
       <w:ind w:firstLine="420"/>
       <w:jc w:val="center"/>
       <w:textAlignment w:val="baseline"/>
@@ -7694,7 +7882,7 @@
       </w:numPr>
       <w:adjustRightInd w:val="0"/>
       <w:snapToGrid w:val="0"/>
-      <w:spacing w:beforeLines="50" w:before="50" w:afterLines="50" w:after="50"/>
+      <w:spacing w:beforeLines="50" w:before="50" w:afterLines="50" w:after="50" w:line="400" w:lineRule="exact"/>
       <w:ind w:firstLine="420"/>
       <w:jc w:val="center"/>
     </w:pPr>
@@ -7839,6 +8027,7 @@
       </w:numPr>
       <w:adjustRightInd w:val="0"/>
       <w:snapToGrid w:val="0"/>
+      <w:spacing w:before="0" w:after="0" w:line="400" w:lineRule="exact"/>
     </w:pPr>
     <w:rPr>
       <w:rFonts w:ascii="Times New Roman" w:hAnsi="Times New Roman"/>
@@ -7853,6 +8042,7 @@
       <w:numPr>
         <w:numId w:val="7"/>
       </w:numPr>
+      <w:spacing w:before="0" w:after="0" w:line="400" w:lineRule="exact"/>
     </w:pPr>
   </w:style>
   <w:style w:type="paragraph" w:customStyle="1" w:styleId="afff">
@@ -7866,6 +8056,7 @@
         <w:ilvl w:val="4"/>
       </w:numPr>
       <w:outlineLvl w:val="3"/>
+      <w:spacing w:before="50" w:after="50" w:line="400" w:lineRule="exact"/>
     </w:pPr>
   </w:style>
   <w:style w:type="character" w:styleId="affffff3">
@@ -7901,6 +8092,7 @@
         <w:numId w:val="20"/>
       </w:numPr>
       <w:jc w:val="both"/>
+      <w:spacing w:before="0" w:after="0" w:line="400" w:lineRule="exact"/>
     </w:pPr>
     <w:rPr>
       <w:rFonts w:ascii="宋体" w:hAnsi="宋体"/>
@@ -7917,7 +8109,7 @@
         <w:ilvl w:val="5"/>
         <w:numId w:val="2"/>
       </w:numPr>
-      <w:spacing w:beforeLines="50" w:before="50" w:afterLines="50" w:after="50"/>
+      <w:spacing w:beforeLines="50" w:before="50" w:afterLines="50" w:after="50" w:line="400" w:lineRule="exact"/>
       <w:jc w:val="both"/>
       <w:outlineLvl w:val="4"/>
     </w:pPr>
@@ -8020,7 +8212,7 @@
         <w:ilvl w:val="6"/>
         <w:numId w:val="2"/>
       </w:numPr>
-      <w:spacing w:beforeLines="50" w:before="50" w:afterLines="50" w:after="50"/>
+      <w:spacing w:beforeLines="50" w:before="50" w:afterLines="50" w:after="50" w:line="400" w:lineRule="exact"/>
       <w:jc w:val="both"/>
       <w:outlineLvl w:val="5"/>
     </w:pPr>
@@ -8038,7 +8230,7 @@
         <w:ilvl w:val="1"/>
         <w:numId w:val="2"/>
       </w:numPr>
-      <w:spacing w:beforeLines="100" w:before="100" w:afterLines="100" w:after="100"/>
+      <w:spacing w:before="312" w:after="312" w:line="400" w:lineRule="exact"/>
       <w:jc w:val="both"/>
       <w:outlineLvl w:val="0"/>
     </w:pPr>
@@ -8056,7 +8248,7 @@
       <w:numPr>
         <w:ilvl w:val="2"/>
       </w:numPr>
-      <w:spacing w:beforeLines="50" w:before="50" w:afterLines="50" w:after="50"/>
+      <w:spacing w:beforeLines="50" w:before="50" w:afterLines="50" w:after="50" w:line="400" w:lineRule="exact"/>
       <w:outlineLvl w:val="1"/>
     </w:pPr>
   </w:style>
@@ -8111,6 +8303,7 @@
         <w:numId w:val="23"/>
       </w:numPr>
       <w:jc w:val="both"/>
+      <w:spacing w:before="0" w:after="0" w:line="400" w:lineRule="exact"/>
     </w:pPr>
     <w:rPr>
       <w:rFonts w:ascii="宋体" w:hAnsi="Times New Roman"/>
@@ -8172,7 +8365,7 @@
       <w:tabs>
         <w:tab w:val="left" w:pos="0"/>
       </w:tabs>
-      <w:spacing w:beforeLines="50" w:before="50" w:afterLines="50" w:after="50"/>
+      <w:spacing w:beforeLines="50" w:before="50" w:afterLines="50" w:after="50" w:line="400" w:lineRule="exact"/>
       <w:jc w:val="center"/>
     </w:pPr>
     <w:rPr>
@@ -8204,7 +8397,7 @@
       <w:numPr>
         <w:numId w:val="11"/>
       </w:numPr>
-      <w:spacing w:beforeLines="50" w:before="50" w:afterLines="50" w:after="50"/>
+      <w:spacing w:beforeLines="50" w:before="50" w:afterLines="50" w:after="50" w:line="400" w:lineRule="exact"/>
       <w:jc w:val="center"/>
     </w:pPr>
     <w:rPr>
@@ -8250,6 +8443,7 @@
         <w:ilvl w:val="2"/>
         <w:numId w:val="23"/>
       </w:numPr>
+      <w:spacing w:before="0" w:after="0" w:line="400" w:lineRule="exact"/>
     </w:pPr>
     <w:rPr>
       <w:rFonts w:ascii="宋体" w:hAnsi="Times New Roman"/>
@@ -8887,7 +9081,7 @@
     <w:qFormat/>
     <w:rsid w:val="00BA263B"/>
     <w:pPr>
-      <w:spacing w:beforeLines="0" w:before="0" w:afterLines="0" w:after="0"/>
+      <w:spacing w:beforeLines="0" w:before="0" w:afterLines="0" w:after="0" w:line="400" w:lineRule="exact"/>
       <w:outlineLvl w:val="9"/>
     </w:pPr>
     <w:rPr>
@@ -8900,7 +9094,7 @@
     <w:qFormat/>
     <w:rsid w:val="00BA263B"/>
     <w:pPr>
-      <w:spacing w:beforeLines="0" w:before="0" w:afterLines="0" w:after="0"/>
+      <w:spacing w:beforeLines="0" w:before="0" w:afterLines="0" w:after="0" w:line="400" w:lineRule="exact"/>
       <w:outlineLvl w:val="9"/>
     </w:pPr>
     <w:rPr>
@@ -8913,7 +9107,7 @@
     <w:qFormat/>
     <w:rsid w:val="00BA263B"/>
     <w:pPr>
-      <w:spacing w:beforeLines="0" w:before="0" w:afterLines="0" w:after="0"/>
+      <w:spacing w:beforeLines="0" w:before="0" w:afterLines="0" w:after="0" w:line="400" w:lineRule="exact"/>
       <w:outlineLvl w:val="9"/>
     </w:pPr>
     <w:rPr>
@@ -8926,7 +9120,7 @@
     <w:qFormat/>
     <w:rsid w:val="00BA263B"/>
     <w:pPr>
-      <w:spacing w:beforeLines="0" w:before="0" w:afterLines="0" w:after="0"/>
+      <w:spacing w:beforeLines="0" w:before="0" w:afterLines="0" w:after="0" w:line="400" w:lineRule="exact"/>
       <w:outlineLvl w:val="9"/>
     </w:pPr>
     <w:rPr>
@@ -8949,7 +9143,7 @@
     <w:qFormat/>
     <w:rsid w:val="00BA263B"/>
     <w:pPr>
-      <w:spacing w:beforeLines="0" w:before="0" w:afterLines="0" w:after="0"/>
+      <w:spacing w:beforeLines="0" w:before="0" w:afterLines="0" w:after="0" w:line="400" w:lineRule="exact"/>
       <w:outlineLvl w:val="9"/>
     </w:pPr>
     <w:rPr>
@@ -9050,6 +9244,7 @@
         <w:numId w:val="23"/>
       </w:numPr>
       <w:jc w:val="both"/>
+      <w:spacing w:before="0" w:after="0" w:line="400" w:lineRule="exact"/>
     </w:pPr>
     <w:rPr>
       <w:rFonts w:ascii="宋体" w:hAnsi="Times New Roman"/>
@@ -9126,6 +9321,7 @@
       <w:autoSpaceDE w:val="0"/>
       <w:autoSpaceDN w:val="0"/>
       <w:jc w:val="both"/>
+      <w:spacing w:before="0" w:after="0" w:line="300" w:lineRule="exact"/>
     </w:pPr>
     <w:rPr>
       <w:rFonts w:ascii="宋体" w:hAnsi="Times New Roman"/>
@@ -9144,6 +9340,7 @@
       <w:autoSpaceDE w:val="0"/>
       <w:autoSpaceDN w:val="0"/>
       <w:jc w:val="both"/>
+      <w:spacing w:before="0" w:after="0" w:line="300" w:lineRule="exact"/>
     </w:pPr>
     <w:rPr>
       <w:rFonts w:ascii="宋体" w:hAnsi="Times New Roman"/>
@@ -9161,6 +9358,7 @@
         <w:numId w:val="26"/>
       </w:numPr>
       <w:jc w:val="both"/>
+      <w:spacing w:before="0" w:after="0" w:line="400" w:lineRule="exact"/>
     </w:pPr>
     <w:rPr>
       <w:rFonts w:ascii="宋体" w:hAnsi="Times New Roman"/>
@@ -9781,6 +9979,7 @@
     <w:rsid w:val="009674AD"/>
     <w:pPr>
       <w:ind w:firstLine="420"/>
+      <w:spacing w:before="0" w:after="0" w:line="400" w:lineRule="exact"/>
     </w:pPr>
     <w:rPr>
       <w:sz w:val="18"/>
@@ -9878,6 +10077,9 @@
     <w:next w:val="affffb"/>
     <w:qFormat/>
     <w:rsid w:val="00AF0C18"/>
+    <w:pPr>
+      <w:spacing w:before="0" w:after="0" w:line="400" w:lineRule="exact"/>
+    </w:pPr>
   </w:style>
   <w:style w:type="paragraph" w:customStyle="1" w:styleId="afffffffffff6">
     <w:name w:val="标准文件_术语条二"/>
@@ -9885,6 +10087,9 @@
     <w:next w:val="affffb"/>
     <w:qFormat/>
     <w:rsid w:val="00AF0C18"/>
+    <w:pPr>
+      <w:spacing w:before="0" w:after="0" w:line="400" w:lineRule="exact"/>
+    </w:pPr>
   </w:style>
   <w:style w:type="paragraph" w:customStyle="1" w:styleId="afffffffffff7">
     <w:name w:val="标准文件_术语条三"/>
